--- a/4. RESULTADOS/Resultados_mecanismos/T08_resumen_principal.docx
+++ b/4. RESULTADOS/Resultados_mecanismos/T08_resumen_principal.docx
@@ -655,7 +655,7 @@
                 <w:szCs w:val="22"/>
                 <w:color w:val="000000"/>
               </w:rPr>
-              <w:t xml:space="preserve">4.030</w:t>
+              <w:t xml:space="preserve">4.038</w:t>
             </w:r>
           </w:p>
         </w:tc>
@@ -710,7 +710,7 @@
                 <w:szCs w:val="22"/>
                 <w:color w:val="000000"/>
               </w:rPr>
-              <w:t xml:space="preserve">2.921</w:t>
+              <w:t xml:space="preserve">2.922</w:t>
             </w:r>
           </w:p>
         </w:tc>
@@ -765,7 +765,7 @@
                 <w:szCs w:val="22"/>
                 <w:color w:val="000000"/>
               </w:rPr>
-              <w:t xml:space="preserve">5.139</w:t>
+              <w:t xml:space="preserve">5.153</w:t>
             </w:r>
           </w:p>
         </w:tc>
@@ -1100,7 +1100,7 @@
                 <w:szCs w:val="22"/>
                 <w:color w:val="000000"/>
               </w:rPr>
-              <w:t xml:space="preserve">4.797</w:t>
+              <w:t xml:space="preserve">4.790</w:t>
             </w:r>
           </w:p>
         </w:tc>
@@ -1155,7 +1155,7 @@
                 <w:szCs w:val="22"/>
                 <w:color w:val="000000"/>
               </w:rPr>
-              <w:t xml:space="preserve">3.609</w:t>
+              <w:t xml:space="preserve">3.596</w:t>
             </w:r>
           </w:p>
         </w:tc>
@@ -1545,7 +1545,7 @@
                 <w:szCs w:val="22"/>
                 <w:color w:val="000000"/>
               </w:rPr>
-              <w:t xml:space="preserve">-1.125</w:t>
+              <w:t xml:space="preserve">-1.000</w:t>
             </w:r>
           </w:p>
         </w:tc>
@@ -1600,7 +1600,7 @@
                 <w:szCs w:val="22"/>
                 <w:color w:val="000000"/>
               </w:rPr>
-              <w:t xml:space="preserve">-1.900</w:t>
+              <w:t xml:space="preserve">-1.779</w:t>
             </w:r>
           </w:p>
         </w:tc>
@@ -1655,7 +1655,7 @@
                 <w:szCs w:val="22"/>
                 <w:color w:val="000000"/>
               </w:rPr>
-              <w:t xml:space="preserve">-0.350</w:t>
+              <w:t xml:space="preserve">-0.221</w:t>
             </w:r>
           </w:p>
         </w:tc>
@@ -1710,7 +1710,7 @@
                 <w:szCs w:val="22"/>
                 <w:color w:val="000000"/>
               </w:rPr>
-              <w:t xml:space="preserve">0.004</w:t>
+              <w:t xml:space="preserve">0.012</w:t>
             </w:r>
           </w:p>
         </w:tc>
@@ -1765,7 +1765,7 @@
                 <w:szCs w:val="22"/>
                 <w:color w:val="000000"/>
               </w:rPr>
-              <w:t xml:space="preserve">***</w:t>
+              <w:t xml:space="preserve">**</w:t>
             </w:r>
           </w:p>
         </w:tc>
@@ -1990,7 +1990,7 @@
                 <w:szCs w:val="22"/>
                 <w:color w:val="000000"/>
               </w:rPr>
-              <w:t xml:space="preserve">-0.268</w:t>
+              <w:t xml:space="preserve">-1.754</w:t>
             </w:r>
           </w:p>
         </w:tc>
@@ -2045,7 +2045,7 @@
                 <w:szCs w:val="22"/>
                 <w:color w:val="000000"/>
               </w:rPr>
-              <w:t xml:space="preserve">-1.355</w:t>
+              <w:t xml:space="preserve">-2.945</w:t>
             </w:r>
           </w:p>
         </w:tc>
@@ -2100,7 +2100,7 @@
                 <w:szCs w:val="22"/>
                 <w:color w:val="000000"/>
               </w:rPr>
-              <w:t xml:space="preserve">0.819</w:t>
+              <w:t xml:space="preserve">-0.562</w:t>
             </w:r>
           </w:p>
         </w:tc>
@@ -2155,7 +2155,7 @@
                 <w:szCs w:val="22"/>
                 <w:color w:val="000000"/>
               </w:rPr>
-              <w:t xml:space="preserve">0.629</w:t>
+              <w:t xml:space="preserve">0.004</w:t>
             </w:r>
           </w:p>
         </w:tc>
@@ -2210,7 +2210,7 @@
                 <w:szCs w:val="22"/>
                 <w:color w:val="000000"/>
               </w:rPr>
-              <w:t xml:space="preserve"/>
+              <w:t xml:space="preserve">***</w:t>
             </w:r>
           </w:p>
         </w:tc>
@@ -2265,7 +2265,7 @@
                 <w:szCs w:val="22"/>
                 <w:color w:val="000000"/>
               </w:rPr>
-              <w:t xml:space="preserve">0.000</w:t>
+              <w:t xml:space="preserve">0.455</w:t>
             </w:r>
           </w:p>
         </w:tc>
@@ -2435,7 +2435,7 @@
                 <w:szCs w:val="22"/>
                 <w:color w:val="000000"/>
               </w:rPr>
-              <w:t xml:space="preserve">0.586</w:t>
+              <w:t xml:space="preserve">-1.431</w:t>
             </w:r>
           </w:p>
         </w:tc>
@@ -2490,7 +2490,7 @@
                 <w:szCs w:val="22"/>
                 <w:color w:val="000000"/>
               </w:rPr>
-              <w:t xml:space="preserve">-0.616</w:t>
+              <w:t xml:space="preserve">-2.826</w:t>
             </w:r>
           </w:p>
         </w:tc>
@@ -2545,7 +2545,7 @@
                 <w:szCs w:val="22"/>
                 <w:color w:val="000000"/>
               </w:rPr>
-              <w:t xml:space="preserve">1.789</w:t>
+              <w:t xml:space="preserve">-0.036</w:t>
             </w:r>
           </w:p>
         </w:tc>
@@ -2600,7 +2600,7 @@
                 <w:szCs w:val="22"/>
                 <w:color w:val="000000"/>
               </w:rPr>
-              <w:t xml:space="preserve">0.339</w:t>
+              <w:t xml:space="preserve">0.044</w:t>
             </w:r>
           </w:p>
         </w:tc>
@@ -2655,7 +2655,7 @@
                 <w:szCs w:val="22"/>
                 <w:color w:val="000000"/>
               </w:rPr>
-              <w:t xml:space="preserve"/>
+              <w:t xml:space="preserve">**</w:t>
             </w:r>
           </w:p>
         </w:tc>
@@ -2710,7 +2710,7 @@
                 <w:szCs w:val="22"/>
                 <w:color w:val="000000"/>
               </w:rPr>
-              <w:t xml:space="preserve">0.000</w:t>
+              <w:t xml:space="preserve">0.455</w:t>
             </w:r>
           </w:p>
         </w:tc>
@@ -2880,7 +2880,7 @@
                 <w:szCs w:val="22"/>
                 <w:color w:val="000000"/>
               </w:rPr>
-              <w:t xml:space="preserve">-1.499</w:t>
+              <w:t xml:space="preserve">-0.966</w:t>
             </w:r>
           </w:p>
         </w:tc>
@@ -2935,7 +2935,7 @@
                 <w:szCs w:val="22"/>
                 <w:color w:val="000000"/>
               </w:rPr>
-              <w:t xml:space="preserve">-2.675</w:t>
+              <w:t xml:space="preserve">-2.437</w:t>
             </w:r>
           </w:p>
         </w:tc>
@@ -2990,7 +2990,7 @@
                 <w:szCs w:val="22"/>
                 <w:color w:val="000000"/>
               </w:rPr>
-              <w:t xml:space="preserve">-0.324</w:t>
+              <w:t xml:space="preserve">0.506</w:t>
             </w:r>
           </w:p>
         </w:tc>
@@ -3045,7 +3045,7 @@
                 <w:szCs w:val="22"/>
                 <w:color w:val="000000"/>
               </w:rPr>
-              <w:t xml:space="preserve">0.012</w:t>
+              <w:t xml:space="preserve">0.198</w:t>
             </w:r>
           </w:p>
         </w:tc>
@@ -3100,7 +3100,7 @@
                 <w:szCs w:val="22"/>
                 <w:color w:val="000000"/>
               </w:rPr>
-              <w:t xml:space="preserve">**</w:t>
+              <w:t xml:space="preserve"/>
             </w:r>
           </w:p>
         </w:tc>
@@ -3155,7 +3155,7 @@
                 <w:szCs w:val="22"/>
                 <w:color w:val="000000"/>
               </w:rPr>
-              <w:t xml:space="preserve">0.000</w:t>
+              <w:t xml:space="preserve">0.455</w:t>
             </w:r>
           </w:p>
         </w:tc>
